--- a/Tailored_CVs/Shinoy_IMC_Trading_Python_Software_Engineer.docx
+++ b/Tailored_CVs/Shinoy_IMC_Trading_Python_Software_Engineer.docx
@@ -70,7 +70,7 @@
           <w:b w:val="0"/>
           <w:sz w:val="19"/>
         </w:rPr>
-        <w:t>I am a software engineer with over 8 years of experience building automation frameworks and handling backend data validation for financial clients. I have worked extensively with Java, Python, and SQL to support testing pipelines and data workflows. While my background is rooted in quality engineering rather than core trading systems development, I am eager to apply my technical background to internal tools at IMC Trading.</w:t>
+        <w:t>I am a software engineer with over 8 years of experience building automation frameworks, CI/CD pipelines, and backend validation tools. While my background is rooted in QA automation using Java and Python, I have built strong skills in scripting, backend testing, and data verification. I am based in Amstelveen with a valid EU residence permit and am ready to start immediately.</w:t>
       </w:r>
     </w:p>
     <w:p>
@@ -288,7 +288,7 @@
           <w:b w:val="0"/>
           <w:sz w:val="18"/>
         </w:rPr>
-        <w:t>▸ Executed complex Oracle SQL queries to validate massive datasets and ensure strict data integrity across backend workflows.</w:t>
+        <w:t>▸ Executed complex backend data validation using Oracle SQL to ensure strict data integrity across financial risk workflows.</w:t>
       </w:r>
     </w:p>
     <w:p>
@@ -301,7 +301,7 @@
           <w:b w:val="0"/>
           <w:sz w:val="18"/>
         </w:rPr>
-        <w:t>▸ Built and maintained backend automation scripts and frameworks using Python and Java within financial environments.</w:t>
+        <w:t>▸ Built and maintained scalable automation frameworks and regression test scripts using Python and Java.</w:t>
       </w:r>
     </w:p>
     <w:p>
@@ -314,7 +314,7 @@
           <w:b w:val="0"/>
           <w:sz w:val="18"/>
         </w:rPr>
-        <w:t>▸ Streamlined complex test generation and deployment scripts utilizing AI tools like Gemini Code Assist to improve delivery speed.</w:t>
+        <w:t>▸ Provisioned and managed underlying test environments using Terraform and AWS to maintain system availability.</w:t>
       </w:r>
     </w:p>
     <w:p>
@@ -327,7 +327,7 @@
           <w:b w:val="0"/>
           <w:sz w:val="18"/>
         </w:rPr>
-        <w:t>▸ Collaborated directly with product owners and internal stakeholders to gather requirements and translate them into technical implementations.</w:t>
+        <w:t>▸ Streamlined complex script generation and deployment tasks by utilizing AI tools such as Gemini Code Assist.</w:t>
       </w:r>
     </w:p>
     <w:p>
